--- a/docs/manual/편별/기획워크벤치_사용설명서_04_스탯·전투 밸런스.docx
+++ b/docs/manual/편별/기획워크벤치_사용설명서_04_스탯·전투 밸런스.docx
@@ -87,52 +87,38 @@
     </w:p>
     <w:p>
       <w:pPr>
-        <w:spacing w:after="120"/>
-      </w:pPr>
+        <w:spacing w:before="200" w:after="120"/>
+        <w:tabs>
+          <w:tab w:val="left" w:pos="300"/>
+        </w:tabs>
+        <w:ind w:left="0"/>
+        <w:shd w:val="clear" w:color="auto" w:fill="EEF2F8"/>
+      </w:pPr>
+      <w:r>
+        <w:tab/>
+      </w:r>
       <w:r>
         <w:rPr>
           <w:b/>
-          <w:bCs/>
+          <w:color w:val="1F4E9A"/>
           <w:sz w:val="36"/>
           <w:szCs w:val="36"/>
         </w:rPr>
-        <w:lastRenderedPageBreak/>
         <w:t>차례</w:t>
-      </w:r>
-    </w:p>
-    <w:p>
-      <w:pPr>
-        <w:spacing w:after="200"/>
-      </w:pPr>
-      <w:r>
-        <w:rPr>
-          <w:color w:val="57606A"/>
-          <w:sz w:val="18"/>
-          <w:szCs w:val="18"/>
-        </w:rPr>
-        <w:t>내용을 고쳐 쪽 번호가 바뀌면 차례 위에서 오른쪽 클릭 → 필드 업데이트를 누르세요.</w:t>
       </w:r>
     </w:p>
     <w:p>
       <w:pPr>
         <w:pStyle w:val="11"/>
         <w:tabs>
-          <w:tab w:val="right" w:leader="dot" w:pos="9628"/>
+          <w:tab w:val="right" w:leader="dot" w:pos="9340"/>
         </w:tabs>
-        <w:rPr>
-          <w:rFonts w:asciiTheme="minorHAnsi" w:eastAsiaTheme="minorEastAsia" w:hAnsiTheme="minorHAnsi" w:cstheme="minorBidi"/>
-          <w:b w:val="0"/>
-          <w:bCs w:val="0"/>
-          <w:noProof/>
-          <w:color w:val="auto"/>
-          <w:kern w:val="2"/>
-          <w:sz w:val="22"/>
-          <w:szCs w:val="24"/>
-          <w14:ligatures w14:val="standardContextual"/>
-        </w:rPr>
-      </w:pPr>
-      <w:r>
-        <w:fldChar w:fldCharType="begin" w:dirty="true"/>
+        <w:spacing w:before="90" w:after="0" w:line="276" w:lineRule="auto"/>
+        <w:ind w:left="0" w:leftChars="0" w:firstLine="300"/>
+        <w:shd w:val="clear" w:color="auto" w:fill="EEF2F8"/>
+      </w:pPr>
+      <w:r>
+        <w:fldChar w:fldCharType="begin"/>
       </w:r>
       <w:r>
         <w:instrText xml:space="preserve"> TOC \o "1-2" \h \z \u </w:instrText>
@@ -142,689 +128,610 @@
       </w:r>
       <w:r>
         <w:rPr>
-          <w:rStyle w:val="a5"/>
-          <w:noProof/>
+          <w:b/>
+          <w:color w:val="1F4E9A"/>
         </w:rPr>
         <w:t xml:space="preserve">이 편을 읽기 전에</w:t>
       </w:r>
       <w:r>
         <w:rPr>
-          <w:noProof/>
-        </w:rPr>
-        <w:fldChar w:fldCharType="begin"/>
-      </w:r>
-      <w:r>
-        <w:rPr>
-          <w:noProof/>
-        </w:rPr>
-        <w:instrText xml:space="preserve"> PAGEREF _Toc243436662 \h </w:instrText>
-      </w:r>
-      <w:r>
-        <w:rPr>
-          <w:noProof/>
-        </w:rPr>
-      </w:r>
-      <w:r>
-        <w:rPr>
-          <w:noProof/>
-        </w:rPr>
-        <w:fldChar w:fldCharType="separate"/>
-      </w:r>
-      <w:r>
-        <w:rPr>
-          <w:noProof/>
-        </w:rPr>
-        <w:fldChar w:fldCharType="end"/>
+          <w:b/>
+          <w:color w:val="1F4E9A"/>
+        </w:rPr>
+        <w:tab/>
+      </w:r>
+      <w:r>
+        <w:rPr>
+          <w:b/>
+          <w:color w:val="1F4E9A"/>
+        </w:rPr>
+        <w:t>3</w:t>
       </w:r>
     </w:p>
     <w:p>
       <w:pPr>
         <w:pStyle w:val="20"/>
         <w:tabs>
-          <w:tab w:val="right" w:leader="dot" w:pos="9628"/>
+          <w:tab w:val="right" w:leader="dot" w:pos="9340"/>
         </w:tabs>
-        <w:ind w:left="420"/>
-        <w:rPr>
-          <w:rFonts w:asciiTheme="minorHAnsi" w:eastAsiaTheme="minorEastAsia" w:hAnsiTheme="minorHAnsi" w:cstheme="minorBidi"/>
-          <w:noProof/>
-          <w:color w:val="auto"/>
-          <w:kern w:val="2"/>
-          <w:sz w:val="22"/>
-          <w:szCs w:val="24"/>
-          <w14:ligatures w14:val="standardContextual"/>
-        </w:rPr>
-      </w:pPr>
-      <w:r>
-        <w:rPr>
-          <w:rStyle w:val="a5"/>
-          <w:noProof/>
+        <w:spacing w:before="0" w:after="0" w:line="276" w:lineRule="auto"/>
+        <w:ind w:left="0" w:leftChars="0" w:firstLine="760"/>
+        <w:shd w:val="clear" w:color="auto" w:fill="EEF2F8"/>
+      </w:pPr>
+      <w:r>
+        <w:rPr>
+          <w:color w:val="333333"/>
         </w:rPr>
         <w:t xml:space="preserve">이 편의 구성</w:t>
       </w:r>
       <w:r>
         <w:rPr>
-          <w:noProof/>
-        </w:rPr>
+          <w:color w:val="333333"/>
+        </w:rPr>
+        <w:tab/>
+      </w:r>
+      <w:r>
+        <w:rPr>
+          <w:color w:val="333333"/>
+        </w:rPr>
+        <w:t>3</w:t>
       </w:r>
     </w:p>
     <w:p>
       <w:pPr>
         <w:pStyle w:val="20"/>
         <w:tabs>
-          <w:tab w:val="right" w:leader="dot" w:pos="9628"/>
+          <w:tab w:val="right" w:leader="dot" w:pos="9340"/>
         </w:tabs>
-        <w:ind w:left="420"/>
-        <w:rPr>
-          <w:rFonts w:asciiTheme="minorHAnsi" w:eastAsiaTheme="minorEastAsia" w:hAnsiTheme="minorHAnsi" w:cstheme="minorBidi"/>
-          <w:noProof/>
-          <w:color w:val="auto"/>
-          <w:kern w:val="2"/>
-          <w:sz w:val="22"/>
-          <w:szCs w:val="24"/>
-          <w14:ligatures w14:val="standardContextual"/>
-        </w:rPr>
-      </w:pPr>
-      <w:r>
-        <w:rPr>
-          <w:rStyle w:val="a5"/>
-          <w:noProof/>
+        <w:spacing w:before="0" w:after="0" w:line="276" w:lineRule="auto"/>
+        <w:ind w:left="0" w:leftChars="0" w:firstLine="760"/>
+        <w:shd w:val="clear" w:color="auto" w:fill="EEF2F8"/>
+      </w:pPr>
+      <w:r>
+        <w:rPr>
+          <w:color w:val="333333"/>
         </w:rPr>
         <w:t xml:space="preserve">1편에 있는 공통 내용 (이 편에는 없음)</w:t>
       </w:r>
       <w:r>
         <w:rPr>
-          <w:noProof/>
-        </w:rPr>
+          <w:color w:val="333333"/>
+        </w:rPr>
+        <w:tab/>
+      </w:r>
+      <w:r>
+        <w:rPr>
+          <w:color w:val="333333"/>
+        </w:rPr>
+        <w:t>3</w:t>
       </w:r>
     </w:p>
     <w:p>
       <w:pPr>
         <w:pStyle w:val="20"/>
         <w:tabs>
-          <w:tab w:val="right" w:leader="dot" w:pos="9628"/>
+          <w:tab w:val="right" w:leader="dot" w:pos="9340"/>
         </w:tabs>
-        <w:ind w:left="420"/>
-        <w:rPr>
-          <w:rFonts w:asciiTheme="minorHAnsi" w:eastAsiaTheme="minorEastAsia" w:hAnsiTheme="minorHAnsi" w:cstheme="minorBidi"/>
-          <w:noProof/>
-          <w:color w:val="auto"/>
-          <w:kern w:val="2"/>
-          <w:sz w:val="22"/>
-          <w:szCs w:val="24"/>
-          <w14:ligatures w14:val="standardContextual"/>
-        </w:rPr>
-      </w:pPr>
-      <w:r>
-        <w:rPr>
-          <w:rStyle w:val="a5"/>
-          <w:noProof/>
+        <w:spacing w:before="0" w:after="0" w:line="276" w:lineRule="auto"/>
+        <w:ind w:left="0" w:leftChars="0" w:firstLine="760"/>
+        <w:shd w:val="clear" w:color="auto" w:fill="EEF2F8"/>
+      </w:pPr>
+      <w:r>
+        <w:rPr>
+          <w:color w:val="333333"/>
         </w:rPr>
         <w:t xml:space="preserve">전체 편 목록</w:t>
       </w:r>
       <w:r>
         <w:rPr>
-          <w:noProof/>
-        </w:rPr>
+          <w:color w:val="333333"/>
+        </w:rPr>
+        <w:tab/>
+      </w:r>
+      <w:r>
+        <w:rPr>
+          <w:color w:val="333333"/>
+        </w:rPr>
+        <w:t>3</w:t>
       </w:r>
     </w:p>
     <w:p>
       <w:pPr>
         <w:pStyle w:val="11"/>
         <w:tabs>
-          <w:tab w:val="right" w:leader="dot" w:pos="9628"/>
+          <w:tab w:val="right" w:leader="dot" w:pos="9340"/>
         </w:tabs>
-        <w:rPr>
-          <w:rFonts w:asciiTheme="minorHAnsi" w:eastAsiaTheme="minorEastAsia" w:hAnsiTheme="minorHAnsi" w:cstheme="minorBidi"/>
-          <w:b w:val="0"/>
-          <w:bCs w:val="0"/>
-          <w:noProof/>
-          <w:color w:val="auto"/>
-          <w:kern w:val="2"/>
-          <w:sz w:val="22"/>
-          <w:szCs w:val="24"/>
-          <w14:ligatures w14:val="standardContextual"/>
-        </w:rPr>
-      </w:pPr>
-      <w:r>
-        <w:rPr>
-          <w:rStyle w:val="a5"/>
-          <w:noProof/>
+        <w:spacing w:before="90" w:after="0" w:line="276" w:lineRule="auto"/>
+        <w:ind w:left="0" w:leftChars="0" w:firstLine="300"/>
+        <w:shd w:val="clear" w:color="auto" w:fill="EEF2F8"/>
+      </w:pPr>
+      <w:r>
+        <w:rPr>
+          <w:b/>
+          <w:color w:val="1F4E9A"/>
         </w:rPr>
         <w:t xml:space="preserve">4. 스탯·전투 밸런스</w:t>
       </w:r>
       <w:r>
         <w:rPr>
-          <w:noProof/>
-        </w:rPr>
-        <w:fldChar w:fldCharType="begin"/>
-      </w:r>
-      <w:r>
-        <w:rPr>
-          <w:noProof/>
-        </w:rPr>
-        <w:instrText xml:space="preserve"> PAGEREF _Toc243436662 \h </w:instrText>
-      </w:r>
-      <w:r>
-        <w:rPr>
-          <w:noProof/>
-        </w:rPr>
-      </w:r>
-      <w:r>
-        <w:rPr>
-          <w:noProof/>
-        </w:rPr>
-        <w:fldChar w:fldCharType="separate"/>
-      </w:r>
-      <w:r>
-        <w:rPr>
-          <w:noProof/>
-        </w:rPr>
-        <w:fldChar w:fldCharType="end"/>
+          <w:b/>
+          <w:color w:val="1F4E9A"/>
+        </w:rPr>
+        <w:tab/>
+      </w:r>
+      <w:r>
+        <w:rPr>
+          <w:b/>
+          <w:color w:val="1F4E9A"/>
+        </w:rPr>
+        <w:t>5</w:t>
       </w:r>
     </w:p>
     <w:p>
       <w:pPr>
         <w:pStyle w:val="20"/>
         <w:tabs>
-          <w:tab w:val="right" w:leader="dot" w:pos="9628"/>
+          <w:tab w:val="right" w:leader="dot" w:pos="9340"/>
         </w:tabs>
-        <w:ind w:left="420"/>
-        <w:rPr>
-          <w:rFonts w:asciiTheme="minorHAnsi" w:eastAsiaTheme="minorEastAsia" w:hAnsiTheme="minorHAnsi" w:cstheme="minorBidi"/>
-          <w:noProof/>
-          <w:color w:val="auto"/>
-          <w:kern w:val="2"/>
-          <w:sz w:val="22"/>
-          <w:szCs w:val="24"/>
-          <w14:ligatures w14:val="standardContextual"/>
-        </w:rPr>
-      </w:pPr>
-      <w:r>
-        <w:rPr>
-          <w:rStyle w:val="a5"/>
-          <w:noProof/>
+        <w:spacing w:before="0" w:after="0" w:line="276" w:lineRule="auto"/>
+        <w:ind w:left="0" w:leftChars="0" w:firstLine="760"/>
+        <w:shd w:val="clear" w:color="auto" w:fill="EEF2F8"/>
+      </w:pPr>
+      <w:r>
+        <w:rPr>
+          <w:color w:val="333333"/>
         </w:rPr>
         <w:t xml:space="preserve">4.1 무엇을 하는 도구인가</w:t>
       </w:r>
       <w:r>
         <w:rPr>
-          <w:noProof/>
-        </w:rPr>
+          <w:color w:val="333333"/>
+        </w:rPr>
+        <w:tab/>
+      </w:r>
+      <w:r>
+        <w:rPr>
+          <w:color w:val="333333"/>
+        </w:rPr>
+        <w:t>5</w:t>
       </w:r>
     </w:p>
     <w:p>
       <w:pPr>
         <w:pStyle w:val="20"/>
         <w:tabs>
-          <w:tab w:val="right" w:leader="dot" w:pos="9628"/>
+          <w:tab w:val="right" w:leader="dot" w:pos="9340"/>
         </w:tabs>
-        <w:ind w:left="420"/>
-        <w:rPr>
-          <w:rFonts w:asciiTheme="minorHAnsi" w:eastAsiaTheme="minorEastAsia" w:hAnsiTheme="minorHAnsi" w:cstheme="minorBidi"/>
-          <w:noProof/>
-          <w:color w:val="auto"/>
-          <w:kern w:val="2"/>
-          <w:sz w:val="22"/>
-          <w:szCs w:val="24"/>
-          <w14:ligatures w14:val="standardContextual"/>
-        </w:rPr>
-      </w:pPr>
-      <w:r>
-        <w:rPr>
-          <w:rStyle w:val="a5"/>
-          <w:noProof/>
+        <w:spacing w:before="0" w:after="0" w:line="276" w:lineRule="auto"/>
+        <w:ind w:left="0" w:leftChars="0" w:firstLine="760"/>
+        <w:shd w:val="clear" w:color="auto" w:fill="EEF2F8"/>
+      </w:pPr>
+      <w:r>
+        <w:rPr>
+          <w:color w:val="333333"/>
         </w:rPr>
         <w:t xml:space="preserve">4.2 화면 구성</w:t>
       </w:r>
       <w:r>
         <w:rPr>
-          <w:noProof/>
-        </w:rPr>
+          <w:color w:val="333333"/>
+        </w:rPr>
+        <w:tab/>
+      </w:r>
+      <w:r>
+        <w:rPr>
+          <w:color w:val="333333"/>
+        </w:rPr>
+        <w:t>6</w:t>
       </w:r>
     </w:p>
     <w:p>
       <w:pPr>
         <w:pStyle w:val="20"/>
         <w:tabs>
-          <w:tab w:val="right" w:leader="dot" w:pos="9628"/>
+          <w:tab w:val="right" w:leader="dot" w:pos="9340"/>
         </w:tabs>
-        <w:ind w:left="420"/>
-        <w:rPr>
-          <w:rFonts w:asciiTheme="minorHAnsi" w:eastAsiaTheme="minorEastAsia" w:hAnsiTheme="minorHAnsi" w:cstheme="minorBidi"/>
-          <w:noProof/>
-          <w:color w:val="auto"/>
-          <w:kern w:val="2"/>
-          <w:sz w:val="22"/>
-          <w:szCs w:val="24"/>
-          <w14:ligatures w14:val="standardContextual"/>
-        </w:rPr>
-      </w:pPr>
-      <w:r>
-        <w:rPr>
-          <w:rStyle w:val="a5"/>
-          <w:noProof/>
+        <w:spacing w:before="0" w:after="0" w:line="276" w:lineRule="auto"/>
+        <w:ind w:left="0" w:leftChars="0" w:firstLine="760"/>
+        <w:shd w:val="clear" w:color="auto" w:fill="EEF2F8"/>
+      </w:pPr>
+      <w:r>
+        <w:rPr>
+          <w:color w:val="333333"/>
         </w:rPr>
         <w:t xml:space="preserve">4.3 빠르게 시작하기</w:t>
       </w:r>
       <w:r>
         <w:rPr>
-          <w:noProof/>
-        </w:rPr>
+          <w:color w:val="333333"/>
+        </w:rPr>
+        <w:tab/>
+      </w:r>
+      <w:r>
+        <w:rPr>
+          <w:color w:val="333333"/>
+        </w:rPr>
+        <w:t>7</w:t>
       </w:r>
     </w:p>
     <w:p>
       <w:pPr>
         <w:pStyle w:val="20"/>
         <w:tabs>
-          <w:tab w:val="right" w:leader="dot" w:pos="9628"/>
+          <w:tab w:val="right" w:leader="dot" w:pos="9340"/>
         </w:tabs>
-        <w:ind w:left="420"/>
-        <w:rPr>
-          <w:rFonts w:asciiTheme="minorHAnsi" w:eastAsiaTheme="minorEastAsia" w:hAnsiTheme="minorHAnsi" w:cstheme="minorBidi"/>
-          <w:noProof/>
-          <w:color w:val="auto"/>
-          <w:kern w:val="2"/>
-          <w:sz w:val="22"/>
-          <w:szCs w:val="24"/>
-          <w14:ligatures w14:val="standardContextual"/>
-        </w:rPr>
-      </w:pPr>
-      <w:r>
-        <w:rPr>
-          <w:rStyle w:val="a5"/>
-          <w:noProof/>
+        <w:spacing w:before="0" w:after="0" w:line="276" w:lineRule="auto"/>
+        <w:ind w:left="0" w:leftChars="0" w:firstLine="760"/>
+        <w:shd w:val="clear" w:color="auto" w:fill="EEF2F8"/>
+      </w:pPr>
+      <w:r>
+        <w:rPr>
+          <w:color w:val="333333"/>
         </w:rPr>
         <w:t xml:space="preserve">4.4 전투 방식</w:t>
       </w:r>
       <w:r>
         <w:rPr>
-          <w:noProof/>
-        </w:rPr>
+          <w:color w:val="333333"/>
+        </w:rPr>
+        <w:tab/>
+      </w:r>
+      <w:r>
+        <w:rPr>
+          <w:color w:val="333333"/>
+        </w:rPr>
+        <w:t>7</w:t>
       </w:r>
     </w:p>
     <w:p>
       <w:pPr>
         <w:pStyle w:val="20"/>
         <w:tabs>
-          <w:tab w:val="right" w:leader="dot" w:pos="9628"/>
+          <w:tab w:val="right" w:leader="dot" w:pos="9340"/>
         </w:tabs>
-        <w:ind w:left="420"/>
-        <w:rPr>
-          <w:rFonts w:asciiTheme="minorHAnsi" w:eastAsiaTheme="minorEastAsia" w:hAnsiTheme="minorHAnsi" w:cstheme="minorBidi"/>
-          <w:noProof/>
-          <w:color w:val="auto"/>
-          <w:kern w:val="2"/>
-          <w:sz w:val="22"/>
-          <w:szCs w:val="24"/>
-          <w14:ligatures w14:val="standardContextual"/>
-        </w:rPr>
-      </w:pPr>
-      <w:r>
-        <w:rPr>
-          <w:rStyle w:val="a5"/>
-          <w:noProof/>
+        <w:spacing w:before="0" w:after="0" w:line="276" w:lineRule="auto"/>
+        <w:ind w:left="0" w:leftChars="0" w:firstLine="760"/>
+        <w:shd w:val="clear" w:color="auto" w:fill="EEF2F8"/>
+      </w:pPr>
+      <w:r>
+        <w:rPr>
+          <w:color w:val="333333"/>
         </w:rPr>
         <w:t xml:space="preserve">4.5 규칙 수식</w:t>
       </w:r>
       <w:r>
         <w:rPr>
-          <w:noProof/>
-        </w:rPr>
+          <w:color w:val="333333"/>
+        </w:rPr>
+        <w:tab/>
+      </w:r>
+      <w:r>
+        <w:rPr>
+          <w:color w:val="333333"/>
+        </w:rPr>
+        <w:t>9</w:t>
       </w:r>
     </w:p>
     <w:p>
       <w:pPr>
         <w:pStyle w:val="20"/>
         <w:tabs>
-          <w:tab w:val="right" w:leader="dot" w:pos="9628"/>
+          <w:tab w:val="right" w:leader="dot" w:pos="9340"/>
         </w:tabs>
-        <w:ind w:left="420"/>
-        <w:rPr>
-          <w:rFonts w:asciiTheme="minorHAnsi" w:eastAsiaTheme="minorEastAsia" w:hAnsiTheme="minorHAnsi" w:cstheme="minorBidi"/>
-          <w:noProof/>
-          <w:color w:val="auto"/>
-          <w:kern w:val="2"/>
-          <w:sz w:val="22"/>
-          <w:szCs w:val="24"/>
-          <w14:ligatures w14:val="standardContextual"/>
-        </w:rPr>
-      </w:pPr>
-      <w:r>
-        <w:rPr>
-          <w:rStyle w:val="a5"/>
-          <w:noProof/>
+        <w:spacing w:before="0" w:after="0" w:line="276" w:lineRule="auto"/>
+        <w:ind w:left="0" w:leftChars="0" w:firstLine="760"/>
+        <w:shd w:val="clear" w:color="auto" w:fill="EEF2F8"/>
+      </w:pPr>
+      <w:r>
+        <w:rPr>
+          <w:color w:val="333333"/>
         </w:rPr>
         <w:t xml:space="preserve">4.6 엔티티와 스탯</w:t>
       </w:r>
       <w:r>
         <w:rPr>
-          <w:noProof/>
-        </w:rPr>
+          <w:color w:val="333333"/>
+        </w:rPr>
+        <w:tab/>
+      </w:r>
+      <w:r>
+        <w:rPr>
+          <w:color w:val="333333"/>
+        </w:rPr>
+        <w:t>11</w:t>
       </w:r>
     </w:p>
     <w:p>
       <w:pPr>
         <w:pStyle w:val="20"/>
         <w:tabs>
-          <w:tab w:val="right" w:leader="dot" w:pos="9628"/>
+          <w:tab w:val="right" w:leader="dot" w:pos="9340"/>
         </w:tabs>
-        <w:ind w:left="420"/>
-        <w:rPr>
-          <w:rFonts w:asciiTheme="minorHAnsi" w:eastAsiaTheme="minorEastAsia" w:hAnsiTheme="minorHAnsi" w:cstheme="minorBidi"/>
-          <w:noProof/>
-          <w:color w:val="auto"/>
-          <w:kern w:val="2"/>
-          <w:sz w:val="22"/>
-          <w:szCs w:val="24"/>
-          <w14:ligatures w14:val="standardContextual"/>
-        </w:rPr>
-      </w:pPr>
-      <w:r>
-        <w:rPr>
-          <w:rStyle w:val="a5"/>
-          <w:noProof/>
+        <w:spacing w:before="0" w:after="0" w:line="276" w:lineRule="auto"/>
+        <w:ind w:left="0" w:leftChars="0" w:firstLine="760"/>
+        <w:shd w:val="clear" w:color="auto" w:fill="EEF2F8"/>
+      </w:pPr>
+      <w:r>
+        <w:rPr>
+          <w:color w:val="333333"/>
         </w:rPr>
         <w:t xml:space="preserve">4.7 아이템과 빌드</w:t>
       </w:r>
       <w:r>
         <w:rPr>
-          <w:noProof/>
-        </w:rPr>
+          <w:color w:val="333333"/>
+        </w:rPr>
+        <w:tab/>
+      </w:r>
+      <w:r>
+        <w:rPr>
+          <w:color w:val="333333"/>
+        </w:rPr>
+        <w:t>13</w:t>
       </w:r>
     </w:p>
     <w:p>
       <w:pPr>
         <w:pStyle w:val="20"/>
         <w:tabs>
-          <w:tab w:val="right" w:leader="dot" w:pos="9628"/>
+          <w:tab w:val="right" w:leader="dot" w:pos="9340"/>
         </w:tabs>
-        <w:ind w:left="420"/>
-        <w:rPr>
-          <w:rFonts w:asciiTheme="minorHAnsi" w:eastAsiaTheme="minorEastAsia" w:hAnsiTheme="minorHAnsi" w:cstheme="minorBidi"/>
-          <w:noProof/>
-          <w:color w:val="auto"/>
-          <w:kern w:val="2"/>
-          <w:sz w:val="22"/>
-          <w:szCs w:val="24"/>
-          <w14:ligatures w14:val="standardContextual"/>
-        </w:rPr>
-      </w:pPr>
-      <w:r>
-        <w:rPr>
-          <w:rStyle w:val="a5"/>
-          <w:noProof/>
+        <w:spacing w:before="0" w:after="0" w:line="276" w:lineRule="auto"/>
+        <w:ind w:left="0" w:leftChars="0" w:firstLine="760"/>
+        <w:shd w:val="clear" w:color="auto" w:fill="EEF2F8"/>
+      </w:pPr>
+      <w:r>
+        <w:rPr>
+          <w:color w:val="333333"/>
         </w:rPr>
         <w:t xml:space="preserve">4.8 레벨 곡선과 승률 행렬</w:t>
       </w:r>
       <w:r>
         <w:rPr>
-          <w:noProof/>
-        </w:rPr>
+          <w:color w:val="333333"/>
+        </w:rPr>
+        <w:tab/>
+      </w:r>
+      <w:r>
+        <w:rPr>
+          <w:color w:val="333333"/>
+        </w:rPr>
+        <w:t>14</w:t>
       </w:r>
     </w:p>
     <w:p>
       <w:pPr>
         <w:pStyle w:val="20"/>
         <w:tabs>
-          <w:tab w:val="right" w:leader="dot" w:pos="9628"/>
+          <w:tab w:val="right" w:leader="dot" w:pos="9340"/>
         </w:tabs>
-        <w:ind w:left="420"/>
-        <w:rPr>
-          <w:rFonts w:asciiTheme="minorHAnsi" w:eastAsiaTheme="minorEastAsia" w:hAnsiTheme="minorHAnsi" w:cstheme="minorBidi"/>
-          <w:noProof/>
-          <w:color w:val="auto"/>
-          <w:kern w:val="2"/>
-          <w:sz w:val="22"/>
-          <w:szCs w:val="24"/>
-          <w14:ligatures w14:val="standardContextual"/>
-        </w:rPr>
-      </w:pPr>
-      <w:r>
-        <w:rPr>
-          <w:rStyle w:val="a5"/>
-          <w:noProof/>
+        <w:spacing w:before="0" w:after="0" w:line="276" w:lineRule="auto"/>
+        <w:ind w:left="0" w:leftChars="0" w:firstLine="760"/>
+        <w:shd w:val="clear" w:color="auto" w:fill="EEF2F8"/>
+      </w:pPr>
+      <w:r>
+        <w:rPr>
+          <w:color w:val="333333"/>
         </w:rPr>
         <w:t xml:space="preserve">4.9 1:1 상세</w:t>
       </w:r>
       <w:r>
         <w:rPr>
-          <w:noProof/>
-        </w:rPr>
+          <w:color w:val="333333"/>
+        </w:rPr>
+        <w:tab/>
+      </w:r>
+      <w:r>
+        <w:rPr>
+          <w:color w:val="333333"/>
+        </w:rPr>
+        <w:t>16</w:t>
       </w:r>
     </w:p>
     <w:p>
       <w:pPr>
         <w:pStyle w:val="20"/>
         <w:tabs>
-          <w:tab w:val="right" w:leader="dot" w:pos="9628"/>
+          <w:tab w:val="right" w:leader="dot" w:pos="9340"/>
         </w:tabs>
-        <w:ind w:left="420"/>
-        <w:rPr>
-          <w:rFonts w:asciiTheme="minorHAnsi" w:eastAsiaTheme="minorEastAsia" w:hAnsiTheme="minorHAnsi" w:cstheme="minorBidi"/>
-          <w:noProof/>
-          <w:color w:val="auto"/>
-          <w:kern w:val="2"/>
-          <w:sz w:val="22"/>
-          <w:szCs w:val="24"/>
-          <w14:ligatures w14:val="standardContextual"/>
-        </w:rPr>
-      </w:pPr>
-      <w:r>
-        <w:rPr>
-          <w:rStyle w:val="a5"/>
-          <w:noProof/>
+        <w:spacing w:before="0" w:after="0" w:line="276" w:lineRule="auto"/>
+        <w:ind w:left="0" w:leftChars="0" w:firstLine="760"/>
+        <w:shd w:val="clear" w:color="auto" w:fill="EEF2F8"/>
+      </w:pPr>
+      <w:r>
+        <w:rPr>
+          <w:color w:val="333333"/>
         </w:rPr>
         <w:t xml:space="preserve">4.10 배틀 시뮬레이터 (FIGHT · M.C)</w:t>
       </w:r>
       <w:r>
         <w:rPr>
-          <w:noProof/>
-        </w:rPr>
+          <w:color w:val="333333"/>
+        </w:rPr>
+        <w:tab/>
+      </w:r>
+      <w:r>
+        <w:rPr>
+          <w:color w:val="333333"/>
+        </w:rPr>
+        <w:t>18</w:t>
       </w:r>
     </w:p>
     <w:p>
       <w:pPr>
         <w:pStyle w:val="20"/>
         <w:tabs>
-          <w:tab w:val="right" w:leader="dot" w:pos="9628"/>
+          <w:tab w:val="right" w:leader="dot" w:pos="9340"/>
         </w:tabs>
-        <w:ind w:left="420"/>
-        <w:rPr>
-          <w:rFonts w:asciiTheme="minorHAnsi" w:eastAsiaTheme="minorEastAsia" w:hAnsiTheme="minorHAnsi" w:cstheme="minorBidi"/>
-          <w:noProof/>
-          <w:color w:val="auto"/>
-          <w:kern w:val="2"/>
-          <w:sz w:val="22"/>
-          <w:szCs w:val="24"/>
-          <w14:ligatures w14:val="standardContextual"/>
-        </w:rPr>
-      </w:pPr>
-      <w:r>
-        <w:rPr>
-          <w:rStyle w:val="a5"/>
-          <w:noProof/>
+        <w:spacing w:before="0" w:after="0" w:line="276" w:lineRule="auto"/>
+        <w:ind w:left="0" w:leftChars="0" w:firstLine="760"/>
+        <w:shd w:val="clear" w:color="auto" w:fill="EEF2F8"/>
+      </w:pPr>
+      <w:r>
+        <w:rPr>
+          <w:color w:val="333333"/>
         </w:rPr>
         <w:t xml:space="preserve">4.11 레벨별 승률 (구간 리포트)</w:t>
       </w:r>
       <w:r>
         <w:rPr>
-          <w:noProof/>
-        </w:rPr>
+          <w:color w:val="333333"/>
+        </w:rPr>
+        <w:tab/>
+      </w:r>
+      <w:r>
+        <w:rPr>
+          <w:color w:val="333333"/>
+        </w:rPr>
+        <w:t>24</w:t>
       </w:r>
     </w:p>
     <w:p>
       <w:pPr>
         <w:pStyle w:val="20"/>
         <w:tabs>
-          <w:tab w:val="right" w:leader="dot" w:pos="9628"/>
+          <w:tab w:val="right" w:leader="dot" w:pos="9340"/>
         </w:tabs>
-        <w:ind w:left="420"/>
-        <w:rPr>
-          <w:rFonts w:asciiTheme="minorHAnsi" w:eastAsiaTheme="minorEastAsia" w:hAnsiTheme="minorHAnsi" w:cstheme="minorBidi"/>
-          <w:noProof/>
-          <w:color w:val="auto"/>
-          <w:kern w:val="2"/>
-          <w:sz w:val="22"/>
-          <w:szCs w:val="24"/>
-          <w14:ligatures w14:val="standardContextual"/>
-        </w:rPr>
-      </w:pPr>
-      <w:r>
-        <w:rPr>
-          <w:rStyle w:val="a5"/>
-          <w:noProof/>
+        <w:spacing w:before="0" w:after="0" w:line="276" w:lineRule="auto"/>
+        <w:ind w:left="0" w:leftChars="0" w:firstLine="760"/>
+        <w:shd w:val="clear" w:color="auto" w:fill="EEF2F8"/>
+      </w:pPr>
+      <w:r>
+        <w:rPr>
+          <w:color w:val="333333"/>
         </w:rPr>
         <w:t xml:space="preserve">4.12 CP와 실제 승률</w:t>
       </w:r>
       <w:r>
         <w:rPr>
-          <w:noProof/>
-        </w:rPr>
+          <w:color w:val="333333"/>
+        </w:rPr>
+        <w:tab/>
+      </w:r>
+      <w:r>
+        <w:rPr>
+          <w:color w:val="333333"/>
+        </w:rPr>
+        <w:t>25</w:t>
       </w:r>
     </w:p>
     <w:p>
       <w:pPr>
         <w:pStyle w:val="20"/>
         <w:tabs>
-          <w:tab w:val="right" w:leader="dot" w:pos="9628"/>
+          <w:tab w:val="right" w:leader="dot" w:pos="9340"/>
         </w:tabs>
-        <w:ind w:left="420"/>
-        <w:rPr>
-          <w:rFonts w:asciiTheme="minorHAnsi" w:eastAsiaTheme="minorEastAsia" w:hAnsiTheme="minorHAnsi" w:cstheme="minorBidi"/>
-          <w:noProof/>
-          <w:color w:val="auto"/>
-          <w:kern w:val="2"/>
-          <w:sz w:val="22"/>
-          <w:szCs w:val="24"/>
-          <w14:ligatures w14:val="standardContextual"/>
-        </w:rPr>
-      </w:pPr>
-      <w:r>
-        <w:rPr>
-          <w:rStyle w:val="a5"/>
-          <w:noProof/>
+        <w:spacing w:before="0" w:after="0" w:line="276" w:lineRule="auto"/>
+        <w:ind w:left="0" w:leftChars="0" w:firstLine="760"/>
+        <w:shd w:val="clear" w:color="auto" w:fill="EEF2F8"/>
+      </w:pPr>
+      <w:r>
+        <w:rPr>
+          <w:color w:val="333333"/>
         </w:rPr>
         <w:t xml:space="preserve">4.13 밸런스 도구</w:t>
       </w:r>
       <w:r>
         <w:rPr>
-          <w:noProof/>
-        </w:rPr>
+          <w:color w:val="333333"/>
+        </w:rPr>
+        <w:tab/>
+      </w:r>
+      <w:r>
+        <w:rPr>
+          <w:color w:val="333333"/>
+        </w:rPr>
+        <w:t>26</w:t>
       </w:r>
     </w:p>
     <w:p>
       <w:pPr>
         <w:pStyle w:val="20"/>
         <w:tabs>
-          <w:tab w:val="right" w:leader="dot" w:pos="9628"/>
+          <w:tab w:val="right" w:leader="dot" w:pos="9340"/>
         </w:tabs>
-        <w:ind w:left="420"/>
-        <w:rPr>
-          <w:rFonts w:asciiTheme="minorHAnsi" w:eastAsiaTheme="minorEastAsia" w:hAnsiTheme="minorHAnsi" w:cstheme="minorBidi"/>
-          <w:noProof/>
-          <w:color w:val="auto"/>
-          <w:kern w:val="2"/>
-          <w:sz w:val="22"/>
-          <w:szCs w:val="24"/>
-          <w14:ligatures w14:val="standardContextual"/>
-        </w:rPr>
-      </w:pPr>
-      <w:r>
-        <w:rPr>
-          <w:rStyle w:val="a5"/>
-          <w:noProof/>
+        <w:spacing w:before="0" w:after="0" w:line="276" w:lineRule="auto"/>
+        <w:ind w:left="0" w:leftChars="0" w:firstLine="760"/>
+        <w:shd w:val="clear" w:color="auto" w:fill="EEF2F8"/>
+      </w:pPr>
+      <w:r>
+        <w:rPr>
+          <w:color w:val="333333"/>
         </w:rPr>
         <w:t xml:space="preserve">4.14 가져오기와 내보내기</w:t>
       </w:r>
       <w:r>
         <w:rPr>
-          <w:noProof/>
-        </w:rPr>
+          <w:color w:val="333333"/>
+        </w:rPr>
+        <w:tab/>
+      </w:r>
+      <w:r>
+        <w:rPr>
+          <w:color w:val="333333"/>
+        </w:rPr>
+        <w:t>28</w:t>
       </w:r>
     </w:p>
     <w:p>
       <w:pPr>
         <w:pStyle w:val="11"/>
         <w:tabs>
-          <w:tab w:val="right" w:leader="dot" w:pos="9628"/>
+          <w:tab w:val="right" w:leader="dot" w:pos="9340"/>
         </w:tabs>
-        <w:rPr>
-          <w:rFonts w:asciiTheme="minorHAnsi" w:eastAsiaTheme="minorEastAsia" w:hAnsiTheme="minorHAnsi" w:cstheme="minorBidi"/>
-          <w:b w:val="0"/>
-          <w:bCs w:val="0"/>
-          <w:noProof/>
-          <w:color w:val="auto"/>
-          <w:kern w:val="2"/>
-          <w:sz w:val="22"/>
-          <w:szCs w:val="24"/>
-          <w14:ligatures w14:val="standardContextual"/>
-        </w:rPr>
-      </w:pPr>
-      <w:r>
-        <w:rPr>
-          <w:rStyle w:val="a5"/>
-          <w:noProof/>
+        <w:spacing w:before="90" w:after="0" w:line="276" w:lineRule="auto"/>
+        <w:ind w:left="0" w:leftChars="0" w:firstLine="300"/>
+        <w:shd w:val="clear" w:color="auto" w:fill="EEF2F8"/>
+      </w:pPr>
+      <w:r>
+        <w:rPr>
+          <w:b/>
+          <w:color w:val="1F4E9A"/>
         </w:rPr>
         <w:t xml:space="preserve">부록 — 알고리즘·수학 사전</w:t>
       </w:r>
       <w:r>
         <w:rPr>
-          <w:noProof/>
-        </w:rPr>
-        <w:fldChar w:fldCharType="begin"/>
-      </w:r>
-      <w:r>
-        <w:rPr>
-          <w:noProof/>
-        </w:rPr>
-        <w:instrText xml:space="preserve"> PAGEREF _Toc243436662 \h </w:instrText>
-      </w:r>
-      <w:r>
-        <w:rPr>
-          <w:noProof/>
-        </w:rPr>
-      </w:r>
-      <w:r>
-        <w:rPr>
-          <w:noProof/>
-        </w:rPr>
-        <w:fldChar w:fldCharType="separate"/>
-      </w:r>
-      <w:r>
-        <w:rPr>
-          <w:noProof/>
-        </w:rPr>
-        <w:fldChar w:fldCharType="end"/>
+          <w:b/>
+          <w:color w:val="1F4E9A"/>
+        </w:rPr>
+        <w:tab/>
+      </w:r>
+      <w:r>
+        <w:rPr>
+          <w:b/>
+          <w:color w:val="1F4E9A"/>
+        </w:rPr>
+        <w:t>29</w:t>
       </w:r>
     </w:p>
     <w:p>
       <w:pPr>
         <w:pStyle w:val="20"/>
         <w:tabs>
-          <w:tab w:val="right" w:leader="dot" w:pos="9628"/>
+          <w:tab w:val="right" w:leader="dot" w:pos="9340"/>
         </w:tabs>
-        <w:ind w:left="420"/>
-        <w:rPr>
-          <w:rFonts w:asciiTheme="minorHAnsi" w:eastAsiaTheme="minorEastAsia" w:hAnsiTheme="minorHAnsi" w:cstheme="minorBidi"/>
-          <w:noProof/>
-          <w:color w:val="auto"/>
-          <w:kern w:val="2"/>
-          <w:sz w:val="22"/>
-          <w:szCs w:val="24"/>
-          <w14:ligatures w14:val="standardContextual"/>
-        </w:rPr>
-      </w:pPr>
-      <w:r>
-        <w:rPr>
-          <w:rStyle w:val="a5"/>
-          <w:noProof/>
+        <w:spacing w:before="0" w:after="320" w:line="276" w:lineRule="auto"/>
+        <w:ind w:left="0" w:leftChars="0" w:firstLine="760"/>
+        <w:shd w:val="clear" w:color="auto" w:fill="EEF2F8"/>
+      </w:pPr>
+      <w:r>
+        <w:rPr>
+          <w:color w:val="333333"/>
         </w:rPr>
         <w:t xml:space="preserve">A.4 스탯·전투 밸런스 (4장)</w:t>
       </w:r>
       <w:r>
         <w:rPr>
-          <w:noProof/>
-        </w:rPr>
+          <w:color w:val="333333"/>
+        </w:rPr>
+        <w:tab/>
+      </w:r>
+      <w:r>
+        <w:rPr>
+          <w:color w:val="333333"/>
+        </w:rPr>
+        <w:t>29</w:t>
       </w:r>
       <w:r>
         <w:fldChar w:fldCharType="end"/>
